--- a/Resume/Resume Archives/IBM Recorded Interview Preparation.docx
+++ b/Resume/Resume Archives/IBM Recorded Interview Preparation.docx
@@ -296,6 +296,106 @@
         <w:t>Reflection: Mentorship expands opportunity access; now advocate early STEM exposure.</w:t>
       </w:r>
     </w:p>
+    <w:p/>
+    <w:p>
+      <w:pPr>
+        <w:pStyle w:val="Heading3"/>
+        <w:tabs>
+          <w:tab w:val="center" w:pos="4320"/>
+        </w:tabs>
+      </w:pPr>
+      <w:r>
+        <w:t xml:space="preserve">Story </w:t>
+      </w:r>
+      <w:r>
+        <w:t>7</w:t>
+      </w:r>
+      <w:r>
+        <w:t xml:space="preserve"> – </w:t>
+      </w:r>
+      <w:r>
+        <w:t>Initiative</w:t>
+      </w:r>
+      <w:r>
+        <w:t xml:space="preserve"> </w:t>
+      </w:r>
+      <w:r>
+        <w:t>(marimo Startup)</w:t>
+      </w:r>
+      <w:r>
+        <w:tab/>
+      </w:r>
+    </w:p>
+    <w:p/>
+    <w:p/>
+    <w:p/>
+    <w:p/>
+    <w:p/>
+    <w:p>
+      <w:pPr>
+        <w:pStyle w:val="Heading3"/>
+      </w:pPr>
+      <w:r>
+        <w:t>Story 7 – Why IBM (AI Agentic Hackathon &amp; Georgia Tech)</w:t>
+      </w:r>
+    </w:p>
+    <w:p/>
+    <w:p>
+      <w:r>
+        <w:t xml:space="preserve">"My interest in IBM isn't theoretical — I competed in and won IBM's Agentic AI Hackathon, where my team built an agentic AI solution using </w:t>
+      </w:r>
+      <w:proofErr w:type="spellStart"/>
+      <w:r>
+        <w:t>watsonX</w:t>
+      </w:r>
+      <w:proofErr w:type="spellEnd"/>
+      <w:r>
+        <w:t xml:space="preserve"> and </w:t>
+      </w:r>
+      <w:proofErr w:type="spellStart"/>
+      <w:r>
+        <w:t>watsonX</w:t>
+      </w:r>
+      <w:proofErr w:type="spellEnd"/>
+      <w:r>
+        <w:t xml:space="preserve"> Orchestrate. We designed and connected five specialized agents, each with its own knowledge base, defined behavior, and governance guidelines, resulting in a conversational assistant that guides students through the entire job application process.</w:t>
+      </w:r>
+    </w:p>
+    <w:p>
+      <w:r>
+        <w:t>What struck me most wasn't just what we built — it was how we built it. Seeing firsthand how interconnected, governance-enabled agents can work together at that level made it clear why IBM's approach to enterprise AI is different. IBM isn't just experimenting with AI — it's scaling it responsibly, and that distinction matters to me.</w:t>
+      </w:r>
+    </w:p>
+    <w:p>
+      <w:r>
+        <w:t xml:space="preserve">That experience also connected directly to the work I've done at SLAC National Accelerator Laboratory, where I translated complex scientific needs into systems that helped researchers make faster, better decisions. The technical execution was never the hardest part — understanding what stakeholders </w:t>
+      </w:r>
+      <w:proofErr w:type="gramStart"/>
+      <w:r>
+        <w:t>actually needed</w:t>
+      </w:r>
+      <w:proofErr w:type="gramEnd"/>
+      <w:r>
+        <w:t xml:space="preserve"> and designing around that was. That's the same muscle this role requires.</w:t>
+      </w:r>
+    </w:p>
+    <w:p>
+      <w:r>
+        <w:lastRenderedPageBreak/>
+        <w:t>Through leading INFORMS, my 300-member analytics organization, I also saw how much impact comes from helping people understand and trust data-driven decisions — which is exactly what enterprise AI transformation demands at scale.</w:t>
+      </w:r>
+    </w:p>
+    <w:p>
+      <w:r>
+        <w:t>What excites me about this specific role is that it lives at the intersection of AI and strategy. It's not about building tools in isolation — it's about reimagining how entire organizations work. As someone starting a Master's in Computer Science at Georgia Tech this fall, I'm deeply committed to growing at exactly that intersection.</w:t>
+      </w:r>
+    </w:p>
+    <w:p>
+      <w:r>
+        <w:t>IBM is where I want to do that work."</w:t>
+      </w:r>
+    </w:p>
+    <w:p/>
     <w:p>
       <w:pPr>
         <w:pStyle w:val="Heading2"/>
@@ -1019,7 +1119,7 @@
   <w:style w:type="paragraph" w:default="1" w:styleId="Normal">
     <w:name w:val="Normal"/>
     <w:qFormat/>
-    <w:rsid w:val="00FC693F"/>
+    <w:rsid w:val="00016436"/>
   </w:style>
   <w:style w:type="paragraph" w:styleId="Heading1">
     <w:name w:val="heading 1"/>
@@ -1233,7 +1333,6 @@
   <w:style w:type="character" w:default="1" w:styleId="DefaultParagraphFont">
     <w:name w:val="Default Paragraph Font"/>
     <w:uiPriority w:val="1"/>
-    <w:semiHidden/>
     <w:unhideWhenUsed/>
   </w:style>
   <w:style w:type="table" w:default="1" w:styleId="TableNormal">
